--- a/Programacion II/Clases/Clase 2 - Colecciones dinamicas ArrayList/Taller PI - Clase 2 - VetCare.docx
+++ b/Programacion II/Clases/Clase 2 - Colecciones dinamicas ArrayList/Taller PI - Clase 2 - VetCare.docx
@@ -242,7 +242,7 @@
           <w:color w:val="2B2B2B"/>
           <w:sz w:val="22"/>
         </w:rPr>
-        <w:t>Cree en VS Code el proyecto Java llamado VetCare con paquete vetcare, y dentro de el la clase Mascota con los atributos privados id, nombre, especie, edad y dueno, su constructor completo, sus getters y el metodo toString(); verifique imprimiendo una mascota de prueba y confirmando que en consola sale el texto legible y no vetcare.Mascota@1a2b3c.</w:t>
+        <w:t>Cree en VS Code el proyecto Java llamado VetCare con paquete clinica, y dentro de el la clase Mascota con los atributos privados id, nombre, especie, edad y dueno, su constructor completo, sus getters y el metodo toString(); verifique imprimiendo una mascota de prueba y confirmando que en consola sale el texto legible y no clinica.Mascota@1a2b3c.</w:t>
       </w:r>
     </w:p>
     <w:p>
@@ -434,7 +434,7 @@
           <w:color w:val="2B2B2B"/>
           <w:sz w:val="22"/>
         </w:rPr>
-        <w:t>☐ Si su lista imprime algo como vetcare.Mascota@6d06d69c, que metodo heredado de Object le esta faltando a la clase Mascota?</w:t>
+        <w:t>☐ Si su lista imprime algo como clinica.Mascota@6d06d69c, que metodo heredado de Object le esta faltando a la clase Mascota?</w:t>
       </w:r>
     </w:p>
     <w:p>
